--- a/paper/main.docx
+++ b/paper/main.docx
@@ -5668,7 +5668,7 @@
       </w:pPr>
       <w:r>
         <w:rPr>
-          <w:rFonts w:hint="eastAsia"/>
+          <w:rFonts w:hint="eastAsia" w:asciiTheme="minorHAnsi" w:eastAsiaTheme="minorEastAsia"/>
           <w:lang w:val="en-US" w:eastAsia="zh-CN"/>
         </w:rPr>
         <w:t>区别与传统集成学习中平权的投票机制，本框架依据各模型处理离群事件的能力（即是否能产生“好离群”）对其分配不同的全局信任权重。具体来说，本阶段将离群事物级别的质量判断累积为模型级画像，并据此构造在后续圆桌会议上保持固定的模型权重。对任意模型</w:t>
@@ -6507,7 +6507,7 @@
       </w:pPr>
       <w:r>
         <w:rPr>
-          <w:rFonts w:hint="eastAsia"/>
+          <w:rFonts w:hint="eastAsia" w:asciiTheme="minorHAnsi" w:eastAsiaTheme="minorEastAsia"/>
           <w:lang w:val="en-US" w:eastAsia="zh-CN"/>
         </w:rPr>
         <w:t>其中，</w:t>
@@ -6618,15 +6618,16 @@
         </w:rPr>
         <w:t>表示模型在产生“低质量偏离”方面的累计负担，从而体现出了我们“离群并非必然降权：好离群可升权，坏离群降权”的原则。</w:t>
       </w:r>
-      <w:r>
-        <w:rPr>
-          <w:rFonts w:hint="eastAsia" w:hAnsi="Cambria Math"/>
-          <w:i w:val="0"/>
-          <w:sz w:val="21"/>
-          <w:lang w:val="en-US" w:eastAsia="zh-CN"/>
-        </w:rPr>
-        <w:br w:type="textWrapping"/>
-      </w:r>
+    </w:p>
+    <w:p>
+      <w:pPr>
+        <w:rPr>
+          <w:rFonts w:hint="default" w:hAnsi="Cambria Math" w:eastAsiaTheme="minorEastAsia"/>
+          <w:i w:val="0"/>
+          <w:sz w:val="21"/>
+          <w:lang w:val="en-US"/>
+        </w:rPr>
+      </w:pPr>
       <w:r>
         <w:rPr>
           <w:rFonts w:hint="eastAsia" w:hAnsi="Cambria Math"/>
@@ -6740,7 +6741,26 @@
           <w:sz w:val="21"/>
           <w:lang w:val="en-US" w:eastAsia="zh-CN"/>
         </w:rPr>
-        <w:t>后，我们采用Softmax形式将模型画像映射为全局固定权重。首先定义原始权重：</w:t>
+        <w:t>后，为了避免1~2个好/坏离群在小样本场景下直接主导后续圆桌，我们先计算引入平滑常数</w:t>
+      </w:r>
+      <m:oMath>
+        <m:r>
+          <m:rPr/>
+          <w:rPr>
+            <w:rFonts w:hint="default" w:ascii="Cambria Math" w:hAnsi="Cambria Math" w:eastAsiaTheme="minorEastAsia"/>
+            <w:sz w:val="21"/>
+          </w:rPr>
+          <m:t>κ</m:t>
+        </m:r>
+      </m:oMath>
+      <w:r>
+        <w:rPr>
+          <w:rFonts w:hint="eastAsia" w:hAnsi="Cambria Math"/>
+          <w:i w:val="0"/>
+          <w:sz w:val="21"/>
+          <w:lang w:val="en-US" w:eastAsia="zh-CN"/>
+        </w:rPr>
+        <w:t>的当前文档证据分数：</w:t>
       </w:r>
     </w:p>
     <w:p>
@@ -6771,59 +6791,7 @@
                   <w:rFonts w:hint="default" w:ascii="Cambria Math" w:hAnsi="Cambria Math" w:eastAsiaTheme="minorEastAsia"/>
                   <w:sz w:val="21"/>
                 </w:rPr>
-                <m:t>raw(r)=</m:t>
-              </m:r>
-              <m:func>
-                <m:funcPr>
-                  <m:ctrlPr>
-                    <w:rPr>
-                      <w:rFonts w:hint="default" w:ascii="Cambria Math" w:hAnsi="Cambria Math" w:eastAsiaTheme="minorEastAsia"/>
-                      <w:sz w:val="21"/>
-                    </w:rPr>
-                  </m:ctrlPr>
-                </m:funcPr>
-                <m:fName>
-                  <m:r>
-                    <m:rPr>
-                      <m:sty m:val="p"/>
-                    </m:rPr>
-                    <w:rPr>
-                      <w:rFonts w:hint="default" w:ascii="Cambria Math" w:hAnsi="Cambria Math" w:eastAsiaTheme="minorEastAsia"/>
-                      <w:sz w:val="21"/>
-                    </w:rPr>
-                    <m:t>exp</m:t>
-                  </m:r>
-                  <m:ctrlPr>
-                    <w:rPr>
-                      <w:rFonts w:ascii="Cambria Math" w:hAnsi="Cambria Math" w:eastAsiaTheme="minorEastAsia"/>
-                      <w:sz w:val="21"/>
-                    </w:rPr>
-                  </m:ctrlPr>
-                </m:fName>
-                <m:e>
-                  <m:r>
-                    <m:rPr/>
-                    <w:rPr>
-                      <w:rFonts w:hint="default" w:ascii="Cambria Math" w:hAnsi="Cambria Math" w:eastAsiaTheme="minorEastAsia"/>
-                      <w:sz w:val="21"/>
-                    </w:rPr>
-                    <m:t>(</m:t>
-                  </m:r>
-                  <m:ctrlPr>
-                    <w:rPr>
-                      <w:rFonts w:ascii="Cambria Math" w:hAnsi="Cambria Math" w:eastAsiaTheme="minorEastAsia"/>
-                      <w:sz w:val="21"/>
-                    </w:rPr>
-                  </m:ctrlPr>
-                </m:e>
-              </m:func>
-              <m:r>
-                <m:rPr/>
-                <w:rPr>
-                  <w:rFonts w:hint="default" w:ascii="Cambria Math" w:hAnsi="Cambria Math" w:eastAsiaTheme="minorEastAsia"/>
-                  <w:sz w:val="21"/>
-                </w:rPr>
-                <m:t>β(</m:t>
+                <m:t>scor</m:t>
               </m:r>
               <m:sSub>
                 <m:sSubPr>
@@ -6841,7 +6809,7 @@
                       <w:rFonts w:hint="default" w:ascii="Cambria Math" w:hAnsi="Cambria Math" w:eastAsiaTheme="minorEastAsia"/>
                       <w:sz w:val="21"/>
                     </w:rPr>
-                    <m:t>G</m:t>
+                    <m:t>e</m:t>
                   </m:r>
                   <m:ctrlPr>
                     <w:rPr>
@@ -6857,7 +6825,16 @@
                       <w:rFonts w:hint="default" w:ascii="Cambria Math" w:hAnsi="Cambria Math" w:eastAsiaTheme="minorEastAsia"/>
                       <w:sz w:val="21"/>
                     </w:rPr>
-                    <m:t>r</m:t>
+                    <m:t>d</m:t>
+                  </m:r>
+                  <m:r>
+                    <m:rPr/>
+                    <w:rPr>
+                      <w:rFonts w:hint="default" w:ascii="Cambria Math" w:hAnsi="Cambria Math"/>
+                      <w:sz w:val="21"/>
+                      <w:lang w:val="en-US" w:eastAsia="zh-CN"/>
+                    </w:rPr>
+                    <m:t>oc</m:t>
                   </m:r>
                   <m:ctrlPr>
                     <w:rPr>
@@ -6873,58 +6850,235 @@
                   <w:rFonts w:hint="default" w:ascii="Cambria Math" w:hAnsi="Cambria Math" w:eastAsiaTheme="minorEastAsia"/>
                   <w:sz w:val="21"/>
                 </w:rPr>
-                <m:t>−λ</m:t>
+                <m:t>(r)=</m:t>
               </m:r>
-              <m:sSub>
-                <m:sSubPr>
+              <m:f>
+                <m:fPr>
                   <m:ctrlPr>
                     <w:rPr>
                       <w:rFonts w:hint="default" w:ascii="Cambria Math" w:hAnsi="Cambria Math" w:eastAsiaTheme="minorEastAsia"/>
+                      <w:i/>
                       <w:sz w:val="21"/>
                     </w:rPr>
                   </m:ctrlPr>
-                </m:sSubPr>
-                <m:e>
+                </m:fPr>
+                <m:num>
+                  <m:sSub>
+                    <m:sSubPr>
+                      <m:ctrlPr>
+                        <w:rPr>
+                          <w:rFonts w:hint="default" w:ascii="Cambria Math" w:hAnsi="Cambria Math" w:eastAsiaTheme="minorEastAsia"/>
+                          <w:sz w:val="21"/>
+                        </w:rPr>
+                      </m:ctrlPr>
+                    </m:sSubPr>
+                    <m:e>
+                      <m:r>
+                        <m:rPr/>
+                        <w:rPr>
+                          <w:rFonts w:hint="default" w:ascii="Cambria Math" w:hAnsi="Cambria Math" w:eastAsiaTheme="minorEastAsia"/>
+                          <w:sz w:val="21"/>
+                        </w:rPr>
+                        <m:t>G</m:t>
+                      </m:r>
+                      <m:ctrlPr>
+                        <w:rPr>
+                          <w:rFonts w:ascii="Cambria Math" w:hAnsi="Cambria Math" w:eastAsiaTheme="minorEastAsia"/>
+                          <w:sz w:val="21"/>
+                        </w:rPr>
+                      </m:ctrlPr>
+                    </m:e>
+                    <m:sub>
+                      <m:r>
+                        <m:rPr/>
+                        <w:rPr>
+                          <w:rFonts w:hint="default" w:ascii="Cambria Math" w:hAnsi="Cambria Math" w:eastAsiaTheme="minorEastAsia"/>
+                          <w:sz w:val="21"/>
+                        </w:rPr>
+                        <m:t>r</m:t>
+                      </m:r>
+                      <m:ctrlPr>
+                        <w:rPr>
+                          <w:rFonts w:ascii="Cambria Math" w:hAnsi="Cambria Math" w:eastAsiaTheme="minorEastAsia"/>
+                          <w:sz w:val="21"/>
+                        </w:rPr>
+                      </m:ctrlPr>
+                    </m:sub>
+                  </m:sSub>
                   <m:r>
                     <m:rPr/>
                     <w:rPr>
                       <w:rFonts w:hint="default" w:ascii="Cambria Math" w:hAnsi="Cambria Math" w:eastAsiaTheme="minorEastAsia"/>
                       <w:sz w:val="21"/>
                     </w:rPr>
-                    <m:t>B</m:t>
+                    <m:t>−λ</m:t>
+                  </m:r>
+                  <m:sSub>
+                    <m:sSubPr>
+                      <m:ctrlPr>
+                        <w:rPr>
+                          <w:rFonts w:hint="default" w:ascii="Cambria Math" w:hAnsi="Cambria Math" w:eastAsiaTheme="minorEastAsia"/>
+                          <w:sz w:val="21"/>
+                        </w:rPr>
+                      </m:ctrlPr>
+                    </m:sSubPr>
+                    <m:e>
+                      <m:r>
+                        <m:rPr/>
+                        <w:rPr>
+                          <w:rFonts w:hint="default" w:ascii="Cambria Math" w:hAnsi="Cambria Math" w:eastAsiaTheme="minorEastAsia"/>
+                          <w:sz w:val="21"/>
+                        </w:rPr>
+                        <m:t>B</m:t>
+                      </m:r>
+                      <m:ctrlPr>
+                        <w:rPr>
+                          <w:rFonts w:ascii="Cambria Math" w:hAnsi="Cambria Math" w:eastAsiaTheme="minorEastAsia"/>
+                          <w:sz w:val="21"/>
+                        </w:rPr>
+                      </m:ctrlPr>
+                    </m:e>
+                    <m:sub>
+                      <m:r>
+                        <m:rPr/>
+                        <w:rPr>
+                          <w:rFonts w:hint="default" w:ascii="Cambria Math" w:hAnsi="Cambria Math" w:eastAsiaTheme="minorEastAsia"/>
+                          <w:sz w:val="21"/>
+                        </w:rPr>
+                        <m:t>r</m:t>
+                      </m:r>
+                      <m:ctrlPr>
+                        <w:rPr>
+                          <w:rFonts w:ascii="Cambria Math" w:hAnsi="Cambria Math" w:eastAsiaTheme="minorEastAsia"/>
+                          <w:sz w:val="21"/>
+                        </w:rPr>
+                      </m:ctrlPr>
+                    </m:sub>
+                  </m:sSub>
+                  <m:ctrlPr>
+                    <w:rPr>
+                      <w:rFonts w:hint="default" w:ascii="Cambria Math" w:hAnsi="Cambria Math" w:eastAsiaTheme="minorEastAsia"/>
+                      <w:sz w:val="21"/>
+                    </w:rPr>
+                  </m:ctrlPr>
+                </m:num>
+                <m:den>
+                  <m:r>
+                    <m:rPr/>
+                    <w:rPr>
+                      <w:rFonts w:hint="default" w:ascii="Cambria Math" w:hAnsi="Cambria Math" w:eastAsiaTheme="minorEastAsia"/>
+                      <w:sz w:val="21"/>
+                    </w:rPr>
+                    <m:t>κ+</m:t>
+                  </m:r>
+                  <m:sSub>
+                    <m:sSubPr>
+                      <m:ctrlPr>
+                        <w:rPr>
+                          <w:rFonts w:hint="default" w:ascii="Cambria Math" w:hAnsi="Cambria Math" w:eastAsiaTheme="minorEastAsia"/>
+                          <w:sz w:val="21"/>
+                        </w:rPr>
+                      </m:ctrlPr>
+                    </m:sSubPr>
+                    <m:e>
+                      <m:r>
+                        <m:rPr/>
+                        <w:rPr>
+                          <w:rFonts w:hint="default" w:ascii="Cambria Math" w:hAnsi="Cambria Math" w:eastAsiaTheme="minorEastAsia"/>
+                          <w:sz w:val="21"/>
+                        </w:rPr>
+                        <m:t>n</m:t>
+                      </m:r>
+                      <m:ctrlPr>
+                        <w:rPr>
+                          <w:rFonts w:ascii="Cambria Math" w:hAnsi="Cambria Math" w:eastAsiaTheme="minorEastAsia"/>
+                          <w:sz w:val="21"/>
+                        </w:rPr>
+                      </m:ctrlPr>
+                    </m:e>
+                    <m:sub>
+                      <m:r>
+                        <m:rPr/>
+                        <w:rPr>
+                          <w:rFonts w:hint="default" w:ascii="Cambria Math" w:hAnsi="Cambria Math" w:eastAsiaTheme="minorEastAsia"/>
+                          <w:sz w:val="21"/>
+                        </w:rPr>
+                        <m:t>good</m:t>
+                      </m:r>
+                      <m:ctrlPr>
+                        <w:rPr>
+                          <w:rFonts w:ascii="Cambria Math" w:hAnsi="Cambria Math" w:eastAsiaTheme="minorEastAsia"/>
+                          <w:sz w:val="21"/>
+                        </w:rPr>
+                      </m:ctrlPr>
+                    </m:sub>
+                  </m:sSub>
+                  <m:r>
+                    <m:rPr/>
+                    <w:rPr>
+                      <w:rFonts w:hint="default" w:ascii="Cambria Math" w:hAnsi="Cambria Math" w:eastAsiaTheme="minorEastAsia"/>
+                      <w:sz w:val="21"/>
+                    </w:rPr>
+                    <m:t>(r)+</m:t>
+                  </m:r>
+                  <m:sSub>
+                    <m:sSubPr>
+                      <m:ctrlPr>
+                        <w:rPr>
+                          <w:rFonts w:hint="default" w:ascii="Cambria Math" w:hAnsi="Cambria Math" w:eastAsiaTheme="minorEastAsia"/>
+                          <w:sz w:val="21"/>
+                        </w:rPr>
+                      </m:ctrlPr>
+                    </m:sSubPr>
+                    <m:e>
+                      <m:r>
+                        <m:rPr/>
+                        <w:rPr>
+                          <w:rFonts w:hint="default" w:ascii="Cambria Math" w:hAnsi="Cambria Math" w:eastAsiaTheme="minorEastAsia"/>
+                          <w:sz w:val="21"/>
+                        </w:rPr>
+                        <m:t>n</m:t>
+                      </m:r>
+                      <m:ctrlPr>
+                        <w:rPr>
+                          <w:rFonts w:ascii="Cambria Math" w:hAnsi="Cambria Math" w:eastAsiaTheme="minorEastAsia"/>
+                          <w:sz w:val="21"/>
+                        </w:rPr>
+                      </m:ctrlPr>
+                    </m:e>
+                    <m:sub>
+                      <m:r>
+                        <m:rPr/>
+                        <w:rPr>
+                          <w:rFonts w:hint="default" w:ascii="Cambria Math" w:hAnsi="Cambria Math" w:eastAsiaTheme="minorEastAsia"/>
+                          <w:sz w:val="21"/>
+                        </w:rPr>
+                        <m:t>bad</m:t>
+                      </m:r>
+                      <m:ctrlPr>
+                        <w:rPr>
+                          <w:rFonts w:ascii="Cambria Math" w:hAnsi="Cambria Math" w:eastAsiaTheme="minorEastAsia"/>
+                          <w:sz w:val="21"/>
+                        </w:rPr>
+                      </m:ctrlPr>
+                    </m:sub>
+                  </m:sSub>
+                  <m:r>
+                    <m:rPr/>
+                    <w:rPr>
+                      <w:rFonts w:hint="default" w:ascii="Cambria Math" w:hAnsi="Cambria Math" w:eastAsiaTheme="minorEastAsia"/>
+                      <w:sz w:val="21"/>
+                    </w:rPr>
+                    <m:t>(r)</m:t>
                   </m:r>
                   <m:ctrlPr>
                     <w:rPr>
-                      <w:rFonts w:ascii="Cambria Math" w:hAnsi="Cambria Math" w:eastAsiaTheme="minorEastAsia"/>
+                      <w:rFonts w:hint="default" w:ascii="Cambria Math" w:hAnsi="Cambria Math" w:eastAsiaTheme="minorEastAsia"/>
                       <w:sz w:val="21"/>
                     </w:rPr>
                   </m:ctrlPr>
-                </m:e>
-                <m:sub>
-                  <m:r>
-                    <m:rPr/>
-                    <w:rPr>
-                      <w:rFonts w:hint="default" w:ascii="Cambria Math" w:hAnsi="Cambria Math" w:eastAsiaTheme="minorEastAsia"/>
-                      <w:sz w:val="21"/>
-                    </w:rPr>
-                    <m:t>r</m:t>
-                  </m:r>
-                  <m:ctrlPr>
-                    <w:rPr>
-                      <w:rFonts w:ascii="Cambria Math" w:hAnsi="Cambria Math" w:eastAsiaTheme="minorEastAsia"/>
-                      <w:sz w:val="21"/>
-                    </w:rPr>
-                  </m:ctrlPr>
-                </m:sub>
-              </m:sSub>
-              <m:r>
-                <m:rPr/>
-                <w:rPr>
-                  <w:rFonts w:hint="default" w:ascii="Cambria Math" w:hAnsi="Cambria Math" w:eastAsiaTheme="minorEastAsia"/>
-                  <w:sz w:val="21"/>
-                </w:rPr>
-                <m:t>))</m:t>
-              </m:r>
+                </m:den>
+              </m:f>
               <m:r>
                 <m:rPr>
                   <m:sty m:val="p"/>
@@ -6974,7 +7128,267 @@
           <w:sz w:val="21"/>
           <w:lang w:val="en-US" w:eastAsia="zh-CN"/>
         </w:rPr>
-        <w:t>再进行归一化：</w:t>
+        <w:t>其中，</w:t>
+      </w:r>
+      <m:oMath>
+        <m:r>
+          <m:rPr/>
+          <w:rPr>
+            <w:rFonts w:hint="default" w:ascii="Cambria Math" w:hAnsi="Cambria Math" w:eastAsiaTheme="minorEastAsia"/>
+            <w:sz w:val="21"/>
+          </w:rPr>
+          <m:t>κ</m:t>
+        </m:r>
+        <m:r>
+          <m:rPr>
+            <m:sty m:val="p"/>
+          </m:rPr>
+          <w:rPr>
+            <w:rFonts w:hint="default" w:ascii="Cambria Math" w:hAnsi="Cambria Math" w:eastAsiaTheme="minorEastAsia"/>
+            <w:sz w:val="21"/>
+          </w:rPr>
+          <m:t>＞</m:t>
+        </m:r>
+        <m:r>
+          <m:rPr/>
+          <w:rPr>
+            <w:rFonts w:hint="default" w:ascii="Cambria Math" w:hAnsi="Cambria Math" w:eastAsiaTheme="minorEastAsia"/>
+            <w:sz w:val="21"/>
+          </w:rPr>
+          <m:t>0</m:t>
+        </m:r>
+      </m:oMath>
+      <w:r>
+        <w:rPr>
+          <w:rFonts w:hint="eastAsia" w:hAnsi="Cambria Math"/>
+          <w:i w:val="0"/>
+          <w:sz w:val="21"/>
+          <w:lang w:val="en-US" w:eastAsia="zh-CN"/>
+        </w:rPr>
+        <w:t>为分母平滑项，可理解为一个保守的先验样本量项，用于在有效离群数量较少时降低</w:t>
+      </w:r>
+      <m:oMath>
+        <m:r>
+          <m:rPr/>
+          <w:rPr>
+            <w:rFonts w:hint="default" w:ascii="Cambria Math" w:hAnsi="Cambria Math" w:eastAsiaTheme="minorEastAsia"/>
+            <w:sz w:val="21"/>
+          </w:rPr>
+          <m:t>scor</m:t>
+        </m:r>
+        <m:sSub>
+          <m:sSubPr>
+            <m:ctrlPr>
+              <w:rPr>
+                <w:rFonts w:hint="default" w:ascii="Cambria Math" w:hAnsi="Cambria Math" w:eastAsiaTheme="minorEastAsia"/>
+                <w:sz w:val="21"/>
+              </w:rPr>
+            </m:ctrlPr>
+          </m:sSubPr>
+          <m:e>
+            <m:r>
+              <m:rPr/>
+              <w:rPr>
+                <w:rFonts w:hint="default" w:ascii="Cambria Math" w:hAnsi="Cambria Math" w:eastAsiaTheme="minorEastAsia"/>
+                <w:sz w:val="21"/>
+              </w:rPr>
+              <m:t>e</m:t>
+            </m:r>
+            <m:ctrlPr>
+              <w:rPr>
+                <w:rFonts w:ascii="Cambria Math" w:hAnsi="Cambria Math" w:eastAsiaTheme="minorEastAsia"/>
+                <w:sz w:val="21"/>
+              </w:rPr>
+            </m:ctrlPr>
+          </m:e>
+          <m:sub>
+            <m:r>
+              <m:rPr/>
+              <w:rPr>
+                <w:rFonts w:hint="default" w:ascii="Cambria Math" w:hAnsi="Cambria Math" w:eastAsiaTheme="minorEastAsia"/>
+                <w:sz w:val="21"/>
+              </w:rPr>
+              <m:t>d</m:t>
+            </m:r>
+            <m:r>
+              <m:rPr/>
+              <w:rPr>
+                <w:rFonts w:hint="default" w:ascii="Cambria Math" w:hAnsi="Cambria Math"/>
+                <w:sz w:val="21"/>
+                <w:lang w:val="en-US" w:eastAsia="zh-CN"/>
+              </w:rPr>
+              <m:t>oc</m:t>
+            </m:r>
+            <m:ctrlPr>
+              <w:rPr>
+                <w:rFonts w:ascii="Cambria Math" w:hAnsi="Cambria Math" w:eastAsiaTheme="minorEastAsia"/>
+                <w:sz w:val="21"/>
+              </w:rPr>
+            </m:ctrlPr>
+          </m:sub>
+        </m:sSub>
+        <m:r>
+          <m:rPr/>
+          <w:rPr>
+            <w:rFonts w:hint="default" w:ascii="Cambria Math" w:hAnsi="Cambria Math" w:eastAsiaTheme="minorEastAsia"/>
+            <w:sz w:val="21"/>
+          </w:rPr>
+          <m:t>(r)</m:t>
+        </m:r>
+      </m:oMath>
+      <w:r>
+        <w:rPr>
+          <w:rFonts w:hint="eastAsia" w:hAnsi="Cambria Math"/>
+          <w:i w:val="0"/>
+          <w:sz w:val="21"/>
+          <w:lang w:val="en-US" w:eastAsia="zh-CN"/>
+        </w:rPr>
+        <w:t>的敏感性，从而抑制由小样本证据引起的过激定权。本文将</w:t>
+      </w:r>
+      <m:oMath>
+        <m:r>
+          <m:rPr/>
+          <w:rPr>
+            <w:rFonts w:hint="default" w:ascii="Cambria Math" w:hAnsi="Cambria Math" w:eastAsiaTheme="minorEastAsia"/>
+            <w:sz w:val="21"/>
+          </w:rPr>
+          <m:t>κ</m:t>
+        </m:r>
+      </m:oMath>
+      <w:r>
+        <w:rPr>
+          <w:rFonts w:hint="eastAsia" w:hAnsi="Cambria Math"/>
+          <w:i w:val="0"/>
+          <w:sz w:val="21"/>
+          <w:lang w:val="en-US" w:eastAsia="zh-CN"/>
+        </w:rPr>
+        <w:t>固定设为3.0，其设计理由是：在当前文档仅出现1至2个有效好/坏离群时，模型权重应仅发生温和调整，而不应被单个离群事件主导；只有当有效离群证据持续积累到与该平滑项同一量级时，当前文档证据才开始更明显地拉开模型差距。因此，</w:t>
+      </w:r>
+      <m:oMath>
+        <m:r>
+          <m:rPr/>
+          <w:rPr>
+            <w:rFonts w:hint="default" w:ascii="Cambria Math" w:hAnsi="Cambria Math" w:eastAsiaTheme="minorEastAsia"/>
+            <w:sz w:val="21"/>
+          </w:rPr>
+          <m:t>κ=3.0</m:t>
+        </m:r>
+      </m:oMath>
+      <w:r>
+        <w:rPr>
+          <w:rFonts w:hint="eastAsia" w:hAnsi="Cambria Math"/>
+          <w:i w:val="0"/>
+          <w:sz w:val="21"/>
+          <w:lang w:val="en-US" w:eastAsia="zh-CN"/>
+        </w:rPr>
+        <w:t>在本文中应被理解为一种保守地稳定化设定，而非通过独立超参数优化得到的最优值。</w:t>
+      </w:r>
+    </w:p>
+    <w:p>
+      <w:pPr>
+        <w:rPr>
+          <w:rFonts w:hint="default" w:hAnsi="Cambria Math" w:eastAsiaTheme="minorEastAsia"/>
+          <w:i w:val="0"/>
+          <w:sz w:val="21"/>
+          <w:lang w:val="en-US" w:eastAsia="zh-CN"/>
+        </w:rPr>
+      </w:pPr>
+      <w:r>
+        <w:rPr>
+          <w:rFonts w:hint="eastAsia" w:hAnsi="Cambria Math"/>
+          <w:i w:val="0"/>
+          <w:sz w:val="21"/>
+          <w:lang w:val="en-US" w:eastAsia="zh-CN"/>
+        </w:rPr>
+        <w:t>考虑到本文未引入独立的跨文档校准集，为避免由跨文档统计带来的额外数据依赖与潜在信息泄漏，本文不采用跨文档历史分析得到的模型先验。在观察当前文档中的有效离群证据之前，我们对所有参与模型赋予相同的先验信任度，即</w:t>
+      </w:r>
+      <m:oMath>
+        <m:sSub>
+          <m:sSubPr>
+            <m:ctrlPr>
+              <w:rPr>
+                <w:rFonts w:hint="default" w:ascii="Cambria Math" w:hAnsi="Cambria Math" w:eastAsiaTheme="minorEastAsia"/>
+                <w:sz w:val="21"/>
+              </w:rPr>
+            </m:ctrlPr>
+          </m:sSubPr>
+          <m:e>
+            <m:r>
+              <m:rPr/>
+              <w:rPr>
+                <w:rFonts w:hint="default" w:ascii="Cambria Math" w:hAnsi="Cambria Math" w:eastAsiaTheme="minorEastAsia"/>
+                <w:sz w:val="21"/>
+              </w:rPr>
+              <m:t>w</m:t>
+            </m:r>
+            <m:ctrlPr>
+              <w:rPr>
+                <w:rFonts w:ascii="Cambria Math" w:hAnsi="Cambria Math" w:eastAsiaTheme="minorEastAsia"/>
+                <w:sz w:val="21"/>
+              </w:rPr>
+            </m:ctrlPr>
+          </m:e>
+          <m:sub>
+            <m:r>
+              <m:rPr/>
+              <w:rPr>
+                <w:rFonts w:hint="default" w:ascii="Cambria Math" w:hAnsi="Cambria Math" w:eastAsiaTheme="minorEastAsia"/>
+                <w:sz w:val="21"/>
+              </w:rPr>
+              <m:t>prior</m:t>
+            </m:r>
+            <m:ctrlPr>
+              <w:rPr>
+                <w:rFonts w:ascii="Cambria Math" w:hAnsi="Cambria Math" w:eastAsiaTheme="minorEastAsia"/>
+                <w:sz w:val="21"/>
+              </w:rPr>
+            </m:ctrlPr>
+          </m:sub>
+        </m:sSub>
+        <m:r>
+          <m:rPr/>
+          <w:rPr>
+            <w:rFonts w:hint="default" w:ascii="Cambria Math" w:hAnsi="Cambria Math" w:eastAsiaTheme="minorEastAsia"/>
+            <w:sz w:val="21"/>
+          </w:rPr>
+          <m:t>(r)=1/|</m:t>
+        </m:r>
+        <m:r>
+          <m:rPr>
+            <m:scr m:val="script"/>
+          </m:rPr>
+          <w:rPr>
+            <w:rFonts w:hint="default" w:ascii="Cambria Math" w:hAnsi="Cambria Math" w:eastAsia="MS Mincho"/>
+            <w:sz w:val="21"/>
+          </w:rPr>
+          <m:t>ℛ</m:t>
+        </m:r>
+        <m:r>
+          <m:rPr/>
+          <w:rPr>
+            <w:rFonts w:hint="default" w:ascii="Cambria Math" w:hAnsi="Cambria Math" w:eastAsiaTheme="minorEastAsia"/>
+            <w:sz w:val="21"/>
+          </w:rPr>
+          <m:t>|</m:t>
+        </m:r>
+      </m:oMath>
+      <w:r>
+        <w:rPr>
+          <w:rFonts w:hint="eastAsia" w:hAnsi="Cambria Math"/>
+          <w:i w:val="0"/>
+          <w:sz w:val="21"/>
+          <w:lang w:eastAsia="zh-CN"/>
+        </w:rPr>
+        <w:t>。</w:t>
+      </w:r>
+      <w:r>
+        <w:rPr>
+          <w:rFonts w:hint="eastAsia" w:hAnsi="Cambria Math"/>
+          <w:i w:val="0"/>
+          <w:sz w:val="21"/>
+          <w:lang w:val="en-US" w:eastAsia="zh-CN"/>
+        </w:rPr>
+        <w:t>记当前文档的有效离群证据总量为：</w:t>
       </w:r>
     </w:p>
     <w:p>
@@ -7015,7 +7429,7 @@
                       <w:rFonts w:hint="default" w:ascii="Cambria Math" w:hAnsi="Cambria Math" w:eastAsiaTheme="minorEastAsia"/>
                       <w:sz w:val="21"/>
                     </w:rPr>
-                    <m:t>w</m:t>
+                    <m:t>T</m:t>
                   </m:r>
                   <m:ctrlPr>
                     <w:rPr>
@@ -7031,7 +7445,445 @@
                       <w:rFonts w:hint="default" w:ascii="Cambria Math" w:hAnsi="Cambria Math" w:eastAsiaTheme="minorEastAsia"/>
                       <w:sz w:val="21"/>
                     </w:rPr>
+                    <m:t>doc</m:t>
+                  </m:r>
+                  <m:ctrlPr>
+                    <w:rPr>
+                      <w:rFonts w:ascii="Cambria Math" w:hAnsi="Cambria Math" w:eastAsiaTheme="minorEastAsia"/>
+                      <w:sz w:val="21"/>
+                    </w:rPr>
+                  </m:ctrlPr>
+                </m:sub>
+              </m:sSub>
+              <m:r>
+                <m:rPr/>
+                <w:rPr>
+                  <w:rFonts w:hint="default" w:ascii="Cambria Math" w:hAnsi="Cambria Math" w:eastAsiaTheme="minorEastAsia"/>
+                  <w:sz w:val="21"/>
+                </w:rPr>
+                <m:t>=</m:t>
+              </m:r>
+              <m:nary>
+                <m:naryPr>
+                  <m:chr m:val="∑"/>
+                  <m:limLoc m:val="undOvr"/>
+                  <m:supHide m:val="1"/>
+                  <m:ctrlPr>
+                    <w:rPr>
+                      <w:rFonts w:hint="default" w:ascii="Cambria Math" w:hAnsi="Cambria Math" w:eastAsiaTheme="minorEastAsia"/>
+                      <w:i/>
+                      <w:sz w:val="21"/>
+                    </w:rPr>
+                  </m:ctrlPr>
+                </m:naryPr>
+                <m:sub>
+                  <m:r>
+                    <m:rPr/>
+                    <w:rPr>
+                      <w:rFonts w:hint="default" w:ascii="Cambria Math" w:hAnsi="Cambria Math" w:eastAsiaTheme="minorEastAsia"/>
+                      <w:sz w:val="21"/>
+                    </w:rPr>
+                    <m:t>r∈</m:t>
+                  </m:r>
+                  <m:r>
+                    <m:rPr>
+                      <m:scr m:val="script"/>
+                    </m:rPr>
+                    <w:rPr>
+                      <w:rFonts w:hint="default" w:ascii="Cambria Math" w:hAnsi="Cambria Math" w:eastAsia="MS Mincho"/>
+                      <w:sz w:val="21"/>
+                    </w:rPr>
+                    <m:t>ℛ</m:t>
+                  </m:r>
+                  <m:ctrlPr>
+                    <w:rPr>
+                      <w:rFonts w:ascii="Cambria Math" w:hAnsi="Cambria Math" w:eastAsiaTheme="minorEastAsia"/>
+                      <w:sz w:val="21"/>
+                    </w:rPr>
+                  </m:ctrlPr>
+                </m:sub>
+                <m:sup>
+                  <m:ctrlPr>
+                    <w:rPr>
+                      <w:rFonts w:ascii="Cambria Math" w:hAnsi="Cambria Math" w:eastAsiaTheme="minorEastAsia"/>
+                      <w:sz w:val="21"/>
+                    </w:rPr>
+                  </m:ctrlPr>
+                </m:sup>
+                <m:e>
+                  <m:r>
+                    <m:rPr/>
+                    <w:rPr>
+                      <w:rFonts w:hint="default" w:ascii="Cambria Math" w:hAnsi="Cambria Math" w:eastAsiaTheme="minorEastAsia"/>
+                      <w:sz w:val="21"/>
+                    </w:rPr>
+                    <m:t>(</m:t>
+                  </m:r>
+                  <m:ctrlPr>
+                    <w:rPr>
+                      <w:rFonts w:ascii="Cambria Math" w:hAnsi="Cambria Math" w:eastAsiaTheme="minorEastAsia"/>
+                      <w:sz w:val="21"/>
+                    </w:rPr>
+                  </m:ctrlPr>
+                </m:e>
+              </m:nary>
+              <m:sSub>
+                <m:sSubPr>
+                  <m:ctrlPr>
+                    <w:rPr>
+                      <w:rFonts w:hint="default" w:ascii="Cambria Math" w:hAnsi="Cambria Math" w:eastAsiaTheme="minorEastAsia"/>
+                      <w:sz w:val="21"/>
+                    </w:rPr>
+                  </m:ctrlPr>
+                </m:sSubPr>
+                <m:e>
+                  <m:r>
+                    <m:rPr/>
+                    <w:rPr>
+                      <w:rFonts w:hint="default" w:ascii="Cambria Math" w:hAnsi="Cambria Math" w:eastAsiaTheme="minorEastAsia"/>
+                      <w:sz w:val="21"/>
+                    </w:rPr>
+                    <m:t>G</m:t>
+                  </m:r>
+                  <m:ctrlPr>
+                    <w:rPr>
+                      <w:rFonts w:ascii="Cambria Math" w:hAnsi="Cambria Math" w:eastAsiaTheme="minorEastAsia"/>
+                      <w:sz w:val="21"/>
+                    </w:rPr>
+                  </m:ctrlPr>
+                </m:e>
+                <m:sub>
+                  <m:r>
+                    <m:rPr/>
+                    <w:rPr>
+                      <w:rFonts w:hint="default" w:ascii="Cambria Math" w:hAnsi="Cambria Math" w:eastAsiaTheme="minorEastAsia"/>
+                      <w:sz w:val="21"/>
+                    </w:rPr>
                     <m:t>r</m:t>
+                  </m:r>
+                  <m:ctrlPr>
+                    <w:rPr>
+                      <w:rFonts w:ascii="Cambria Math" w:hAnsi="Cambria Math" w:eastAsiaTheme="minorEastAsia"/>
+                      <w:sz w:val="21"/>
+                    </w:rPr>
+                  </m:ctrlPr>
+                </m:sub>
+              </m:sSub>
+              <m:r>
+                <m:rPr/>
+                <w:rPr>
+                  <w:rFonts w:hint="default" w:ascii="Cambria Math" w:hAnsi="Cambria Math" w:eastAsiaTheme="minorEastAsia"/>
+                  <w:sz w:val="21"/>
+                </w:rPr>
+                <m:t>+</m:t>
+              </m:r>
+              <m:sSub>
+                <m:sSubPr>
+                  <m:ctrlPr>
+                    <w:rPr>
+                      <w:rFonts w:hint="default" w:ascii="Cambria Math" w:hAnsi="Cambria Math" w:eastAsiaTheme="minorEastAsia"/>
+                      <w:sz w:val="21"/>
+                    </w:rPr>
+                  </m:ctrlPr>
+                </m:sSubPr>
+                <m:e>
+                  <m:r>
+                    <m:rPr/>
+                    <w:rPr>
+                      <w:rFonts w:hint="default" w:ascii="Cambria Math" w:hAnsi="Cambria Math" w:eastAsiaTheme="minorEastAsia"/>
+                      <w:sz w:val="21"/>
+                    </w:rPr>
+                    <m:t>B</m:t>
+                  </m:r>
+                  <m:ctrlPr>
+                    <w:rPr>
+                      <w:rFonts w:ascii="Cambria Math" w:hAnsi="Cambria Math" w:eastAsiaTheme="minorEastAsia"/>
+                      <w:sz w:val="21"/>
+                    </w:rPr>
+                  </m:ctrlPr>
+                </m:e>
+                <m:sub>
+                  <m:r>
+                    <m:rPr/>
+                    <w:rPr>
+                      <w:rFonts w:hint="default" w:ascii="Cambria Math" w:hAnsi="Cambria Math" w:eastAsiaTheme="minorEastAsia"/>
+                      <w:sz w:val="21"/>
+                    </w:rPr>
+                    <m:t>r</m:t>
+                  </m:r>
+                  <m:ctrlPr>
+                    <w:rPr>
+                      <w:rFonts w:ascii="Cambria Math" w:hAnsi="Cambria Math" w:eastAsiaTheme="minorEastAsia"/>
+                      <w:sz w:val="21"/>
+                    </w:rPr>
+                  </m:ctrlPr>
+                </m:sub>
+              </m:sSub>
+              <m:r>
+                <m:rPr/>
+                <w:rPr>
+                  <w:rFonts w:hint="default" w:ascii="Cambria Math" w:hAnsi="Cambria Math" w:eastAsiaTheme="minorEastAsia"/>
+                  <w:sz w:val="21"/>
+                </w:rPr>
+                <m:t>)</m:t>
+              </m:r>
+              <m:r>
+                <m:rPr>
+                  <m:sty m:val="p"/>
+                </m:rPr>
+                <w:rPr>
+                  <w:rFonts w:hint="default" w:ascii="Cambria Math" w:hAnsi="Cambria Math" w:eastAsiaTheme="minorEastAsia"/>
+                  <w:sz w:val="21"/>
+                </w:rPr>
+                <m:t>#</m:t>
+              </m:r>
+              <m:r>
+                <m:rPr>
+                  <m:sty m:val="p"/>
+                </m:rPr>
+                <w:rPr>
+                  <w:rFonts w:hint="default" w:ascii="Cambria Math" w:hAnsi="Cambria Math"/>
+                  <w:sz w:val="21"/>
+                  <w:lang w:val="en-US" w:eastAsia="zh-CN"/>
+                </w:rPr>
+                <m:t>(9)</m:t>
+              </m:r>
+              <m:ctrlPr>
+                <w:rPr>
+                  <w:rFonts w:hint="default" w:ascii="Cambria Math" w:hAnsi="Cambria Math" w:eastAsiaTheme="minorEastAsia"/>
+                  <w:i/>
+                  <w:sz w:val="21"/>
+                </w:rPr>
+              </m:ctrlPr>
+            </m:e>
+          </m:eqArr>
+        </m:oMath>
+      </m:oMathPara>
+    </w:p>
+    <w:p>
+      <w:pPr>
+        <w:rPr>
+          <w:rFonts w:hint="eastAsia" w:hAnsi="Cambria Math"/>
+          <w:i w:val="0"/>
+          <w:sz w:val="21"/>
+          <w:lang w:val="en-US" w:eastAsia="zh-CN"/>
+        </w:rPr>
+      </w:pPr>
+      <m:oMath>
+        <m:sSub>
+          <m:sSubPr>
+            <m:ctrlPr>
+              <w:rPr>
+                <w:rFonts w:hint="default" w:ascii="Cambria Math" w:hAnsi="Cambria Math" w:eastAsiaTheme="minorEastAsia"/>
+                <w:sz w:val="21"/>
+              </w:rPr>
+            </m:ctrlPr>
+          </m:sSubPr>
+          <m:e>
+            <m:r>
+              <m:rPr/>
+              <w:rPr>
+                <w:rFonts w:hint="default" w:ascii="Cambria Math" w:hAnsi="Cambria Math" w:eastAsiaTheme="minorEastAsia"/>
+                <w:sz w:val="21"/>
+              </w:rPr>
+              <m:t>T</m:t>
+            </m:r>
+            <m:ctrlPr>
+              <w:rPr>
+                <w:rFonts w:ascii="Cambria Math" w:hAnsi="Cambria Math" w:eastAsiaTheme="minorEastAsia"/>
+                <w:sz w:val="21"/>
+              </w:rPr>
+            </m:ctrlPr>
+          </m:e>
+          <m:sub>
+            <m:r>
+              <m:rPr/>
+              <w:rPr>
+                <w:rFonts w:hint="default" w:ascii="Cambria Math" w:hAnsi="Cambria Math" w:eastAsiaTheme="minorEastAsia"/>
+                <w:sz w:val="21"/>
+              </w:rPr>
+              <m:t>doc</m:t>
+            </m:r>
+            <m:ctrlPr>
+              <w:rPr>
+                <w:rFonts w:ascii="Cambria Math" w:hAnsi="Cambria Math" w:eastAsiaTheme="minorEastAsia"/>
+                <w:sz w:val="21"/>
+              </w:rPr>
+            </m:ctrlPr>
+          </m:sub>
+        </m:sSub>
+      </m:oMath>
+      <w:r>
+        <w:rPr>
+          <w:rFonts w:hint="eastAsia" w:hAnsi="Cambria Math"/>
+          <w:i w:val="0"/>
+          <w:sz w:val="21"/>
+          <w:lang w:val="en-US" w:eastAsia="zh-CN"/>
+        </w:rPr>
+        <w:t>用于衡量当前文档中可用于定权的有效离群证据总量。当文档中仅出现少量、弱强度的好/坏离群时，</w:t>
+      </w:r>
+      <m:oMath>
+        <m:sSub>
+          <m:sSubPr>
+            <m:ctrlPr>
+              <w:rPr>
+                <w:rFonts w:hint="default" w:ascii="Cambria Math" w:hAnsi="Cambria Math" w:eastAsiaTheme="minorEastAsia"/>
+                <w:sz w:val="21"/>
+              </w:rPr>
+            </m:ctrlPr>
+          </m:sSubPr>
+          <m:e>
+            <m:r>
+              <m:rPr/>
+              <w:rPr>
+                <w:rFonts w:hint="default" w:ascii="Cambria Math" w:hAnsi="Cambria Math" w:eastAsiaTheme="minorEastAsia"/>
+                <w:sz w:val="21"/>
+              </w:rPr>
+              <m:t>T</m:t>
+            </m:r>
+            <m:ctrlPr>
+              <w:rPr>
+                <w:rFonts w:ascii="Cambria Math" w:hAnsi="Cambria Math" w:eastAsiaTheme="minorEastAsia"/>
+                <w:sz w:val="21"/>
+              </w:rPr>
+            </m:ctrlPr>
+          </m:e>
+          <m:sub>
+            <m:r>
+              <m:rPr/>
+              <w:rPr>
+                <w:rFonts w:hint="default" w:ascii="Cambria Math" w:hAnsi="Cambria Math" w:eastAsiaTheme="minorEastAsia"/>
+                <w:sz w:val="21"/>
+              </w:rPr>
+              <m:t>doc</m:t>
+            </m:r>
+            <m:ctrlPr>
+              <w:rPr>
+                <w:rFonts w:ascii="Cambria Math" w:hAnsi="Cambria Math" w:eastAsiaTheme="minorEastAsia"/>
+                <w:sz w:val="21"/>
+              </w:rPr>
+            </m:ctrlPr>
+          </m:sub>
+        </m:sSub>
+      </m:oMath>
+      <w:r>
+        <w:rPr>
+          <w:rFonts w:hint="eastAsia" w:hAnsi="Cambria Math"/>
+          <w:i w:val="0"/>
+          <w:sz w:val="21"/>
+          <w:lang w:val="en-US" w:eastAsia="zh-CN"/>
+        </w:rPr>
+        <w:t>较小，表明当前文档尚不足以支持显著的模型定权更新；反之，当高质量或低质量离群持续累积时，</w:t>
+      </w:r>
+      <m:oMath>
+        <m:sSub>
+          <m:sSubPr>
+            <m:ctrlPr>
+              <w:rPr>
+                <w:rFonts w:hint="default" w:ascii="Cambria Math" w:hAnsi="Cambria Math" w:eastAsiaTheme="minorEastAsia"/>
+                <w:sz w:val="21"/>
+              </w:rPr>
+            </m:ctrlPr>
+          </m:sSubPr>
+          <m:e>
+            <m:r>
+              <m:rPr/>
+              <w:rPr>
+                <w:rFonts w:hint="default" w:ascii="Cambria Math" w:hAnsi="Cambria Math" w:eastAsiaTheme="minorEastAsia"/>
+                <w:sz w:val="21"/>
+              </w:rPr>
+              <m:t>T</m:t>
+            </m:r>
+            <m:ctrlPr>
+              <w:rPr>
+                <w:rFonts w:ascii="Cambria Math" w:hAnsi="Cambria Math" w:eastAsiaTheme="minorEastAsia"/>
+                <w:sz w:val="21"/>
+              </w:rPr>
+            </m:ctrlPr>
+          </m:e>
+          <m:sub>
+            <m:r>
+              <m:rPr/>
+              <w:rPr>
+                <w:rFonts w:hint="default" w:ascii="Cambria Math" w:hAnsi="Cambria Math" w:eastAsiaTheme="minorEastAsia"/>
+                <w:sz w:val="21"/>
+              </w:rPr>
+              <m:t>doc</m:t>
+            </m:r>
+            <m:ctrlPr>
+              <w:rPr>
+                <w:rFonts w:ascii="Cambria Math" w:hAnsi="Cambria Math" w:eastAsiaTheme="minorEastAsia"/>
+                <w:sz w:val="21"/>
+              </w:rPr>
+            </m:ctrlPr>
+          </m:sub>
+        </m:sSub>
+      </m:oMath>
+      <w:r>
+        <w:rPr>
+          <w:rFonts w:hint="eastAsia" w:hAnsi="Cambria Math"/>
+          <w:i w:val="0"/>
+          <w:sz w:val="21"/>
+          <w:lang w:val="en-US" w:eastAsia="zh-CN"/>
+        </w:rPr>
+        <w:t>增大，意味着该文档为模型相对贡献差异提供了更充分的证据基础。同时我们以此定义文档证据强度：</w:t>
+      </w:r>
+    </w:p>
+    <w:p>
+      <w:pPr>
+        <w:rPr>
+          <w:rFonts w:hint="default" w:hAnsi="Cambria Math" w:eastAsiaTheme="minorEastAsia"/>
+          <w:i w:val="0"/>
+          <w:sz w:val="21"/>
+        </w:rPr>
+      </w:pPr>
+      <m:oMathPara>
+        <m:oMath>
+          <m:eqArr>
+            <m:eqArrPr>
+              <m:maxDist m:val="1"/>
+              <m:ctrlPr>
+                <w:rPr>
+                  <w:rFonts w:hint="default" w:ascii="Cambria Math" w:hAnsi="Cambria Math" w:eastAsiaTheme="minorEastAsia"/>
+                  <w:i w:val="0"/>
+                  <w:sz w:val="21"/>
+                </w:rPr>
+              </m:ctrlPr>
+            </m:eqArrPr>
+            <m:e>
+              <m:sSub>
+                <m:sSubPr>
+                  <m:ctrlPr>
+                    <w:rPr>
+                      <w:rFonts w:hint="default" w:ascii="Cambria Math" w:hAnsi="Cambria Math" w:eastAsiaTheme="minorEastAsia"/>
+                      <w:sz w:val="21"/>
+                    </w:rPr>
+                  </m:ctrlPr>
+                </m:sSubPr>
+                <m:e>
+                  <m:r>
+                    <m:rPr/>
+                    <w:rPr>
+                      <w:rFonts w:hint="default" w:ascii="Cambria Math" w:hAnsi="Cambria Math" w:eastAsiaTheme="minorEastAsia"/>
+                      <w:sz w:val="21"/>
+                    </w:rPr>
+                    <m:t>ρ</m:t>
+                  </m:r>
+                  <m:ctrlPr>
+                    <w:rPr>
+                      <w:rFonts w:ascii="Cambria Math" w:hAnsi="Cambria Math" w:eastAsiaTheme="minorEastAsia"/>
+                      <w:sz w:val="21"/>
+                    </w:rPr>
+                  </m:ctrlPr>
+                </m:e>
+                <m:sub>
+                  <m:r>
+                    <m:rPr/>
+                    <w:rPr>
+                      <w:rFonts w:hint="default" w:ascii="Cambria Math" w:hAnsi="Cambria Math" w:eastAsiaTheme="minorEastAsia"/>
+                      <w:sz w:val="21"/>
+                    </w:rPr>
+                    <m:t>doc</m:t>
                   </m:r>
                   <m:ctrlPr>
                     <w:rPr>
@@ -7060,17 +7912,383 @@
                   </m:ctrlPr>
                 </m:fPr>
                 <m:num>
+                  <m:sSub>
+                    <m:sSubPr>
+                      <m:ctrlPr>
+                        <w:rPr>
+                          <w:rFonts w:hint="default" w:ascii="Cambria Math" w:hAnsi="Cambria Math" w:eastAsiaTheme="minorEastAsia"/>
+                          <w:sz w:val="21"/>
+                        </w:rPr>
+                      </m:ctrlPr>
+                    </m:sSubPr>
+                    <m:e>
+                      <m:r>
+                        <m:rPr/>
+                        <w:rPr>
+                          <w:rFonts w:hint="default" w:ascii="Cambria Math" w:hAnsi="Cambria Math" w:eastAsiaTheme="minorEastAsia"/>
+                          <w:sz w:val="21"/>
+                        </w:rPr>
+                        <m:t>T</m:t>
+                      </m:r>
+                      <m:ctrlPr>
+                        <w:rPr>
+                          <w:rFonts w:ascii="Cambria Math" w:hAnsi="Cambria Math" w:eastAsiaTheme="minorEastAsia"/>
+                          <w:sz w:val="21"/>
+                        </w:rPr>
+                      </m:ctrlPr>
+                    </m:e>
+                    <m:sub>
+                      <m:r>
+                        <m:rPr/>
+                        <w:rPr>
+                          <w:rFonts w:hint="default" w:ascii="Cambria Math" w:hAnsi="Cambria Math" w:eastAsiaTheme="minorEastAsia"/>
+                          <w:sz w:val="21"/>
+                        </w:rPr>
+                        <m:t>doc</m:t>
+                      </m:r>
+                      <m:ctrlPr>
+                        <w:rPr>
+                          <w:rFonts w:ascii="Cambria Math" w:hAnsi="Cambria Math" w:eastAsiaTheme="minorEastAsia"/>
+                          <w:sz w:val="21"/>
+                        </w:rPr>
+                      </m:ctrlPr>
+                    </m:sub>
+                  </m:sSub>
+                  <m:ctrlPr>
+                    <w:rPr>
+                      <w:rFonts w:hint="default" w:ascii="Cambria Math" w:hAnsi="Cambria Math" w:eastAsiaTheme="minorEastAsia"/>
+                      <w:sz w:val="21"/>
+                    </w:rPr>
+                  </m:ctrlPr>
+                </m:num>
+                <m:den>
+                  <m:sSub>
+                    <m:sSubPr>
+                      <m:ctrlPr>
+                        <w:rPr>
+                          <w:rFonts w:hint="default" w:ascii="Cambria Math" w:hAnsi="Cambria Math" w:eastAsiaTheme="minorEastAsia"/>
+                          <w:sz w:val="21"/>
+                        </w:rPr>
+                      </m:ctrlPr>
+                    </m:sSubPr>
+                    <m:e>
+                      <m:r>
+                        <m:rPr/>
+                        <w:rPr>
+                          <w:rFonts w:hint="default" w:ascii="Cambria Math" w:hAnsi="Cambria Math" w:eastAsiaTheme="minorEastAsia"/>
+                          <w:sz w:val="21"/>
+                        </w:rPr>
+                        <m:t>T</m:t>
+                      </m:r>
+                      <m:ctrlPr>
+                        <w:rPr>
+                          <w:rFonts w:ascii="Cambria Math" w:hAnsi="Cambria Math" w:eastAsiaTheme="minorEastAsia"/>
+                          <w:sz w:val="21"/>
+                        </w:rPr>
+                      </m:ctrlPr>
+                    </m:e>
+                    <m:sub>
+                      <m:r>
+                        <m:rPr/>
+                        <w:rPr>
+                          <w:rFonts w:hint="default" w:ascii="Cambria Math" w:hAnsi="Cambria Math" w:eastAsiaTheme="minorEastAsia"/>
+                          <w:sz w:val="21"/>
+                        </w:rPr>
+                        <m:t>doc</m:t>
+                      </m:r>
+                      <m:ctrlPr>
+                        <w:rPr>
+                          <w:rFonts w:ascii="Cambria Math" w:hAnsi="Cambria Math" w:eastAsiaTheme="minorEastAsia"/>
+                          <w:sz w:val="21"/>
+                        </w:rPr>
+                      </m:ctrlPr>
+                    </m:sub>
+                  </m:sSub>
                   <m:r>
                     <m:rPr/>
                     <w:rPr>
                       <w:rFonts w:hint="default" w:ascii="Cambria Math" w:hAnsi="Cambria Math" w:eastAsiaTheme="minorEastAsia"/>
                       <w:sz w:val="21"/>
                     </w:rPr>
-                    <m:t>raw(r)</m:t>
+                    <m:t>+η</m:t>
                   </m:r>
                   <m:ctrlPr>
                     <w:rPr>
+                      <w:rFonts w:hint="default" w:ascii="Cambria Math" w:hAnsi="Cambria Math" w:eastAsiaTheme="minorEastAsia"/>
+                      <w:sz w:val="21"/>
+                    </w:rPr>
+                  </m:ctrlPr>
+                </m:den>
+              </m:f>
+              <m:r>
+                <m:rPr>
+                  <m:sty m:val="p"/>
+                </m:rPr>
+                <w:rPr>
+                  <w:rFonts w:hint="default" w:ascii="Cambria Math" w:hAnsi="Cambria Math" w:eastAsiaTheme="minorEastAsia"/>
+                  <w:sz w:val="21"/>
+                </w:rPr>
+                <m:t>#</m:t>
+              </m:r>
+              <m:r>
+                <m:rPr>
+                  <m:sty m:val="p"/>
+                </m:rPr>
+                <w:rPr>
+                  <w:rFonts w:hint="default" w:ascii="Cambria Math" w:hAnsi="Cambria Math"/>
+                  <w:sz w:val="21"/>
+                  <w:lang w:val="en-US" w:eastAsia="zh-CN"/>
+                </w:rPr>
+                <m:t>(10)</m:t>
+              </m:r>
+              <m:ctrlPr>
+                <w:rPr>
+                  <w:rFonts w:hint="default" w:ascii="Cambria Math" w:hAnsi="Cambria Math" w:eastAsiaTheme="minorEastAsia"/>
+                  <w:i w:val="0"/>
+                  <w:sz w:val="21"/>
+                </w:rPr>
+              </m:ctrlPr>
+            </m:e>
+          </m:eqArr>
+        </m:oMath>
+      </m:oMathPara>
+    </w:p>
+    <w:p>
+      <w:pPr>
+        <w:rPr>
+          <w:rFonts w:hint="default" w:hAnsi="Cambria Math" w:eastAsiaTheme="minorEastAsia"/>
+          <w:i w:val="0"/>
+          <w:sz w:val="21"/>
+        </w:rPr>
+      </w:pPr>
+      <w:r>
+        <w:rPr>
+          <w:rFonts w:hint="eastAsia" w:hAnsi="Cambria Math"/>
+          <w:i w:val="0"/>
+          <w:sz w:val="21"/>
+          <w:lang w:val="en-US" w:eastAsia="zh-CN"/>
+        </w:rPr>
+        <w:t>其中，</w:t>
+      </w:r>
+      <m:oMath>
+        <m:r>
+          <m:rPr/>
+          <w:rPr>
+            <w:rFonts w:hint="default" w:ascii="Cambria Math" w:hAnsi="Cambria Math" w:eastAsiaTheme="minorEastAsia"/>
+            <w:sz w:val="21"/>
+          </w:rPr>
+          <m:t>η&gt;0</m:t>
+        </m:r>
+      </m:oMath>
+      <w:r>
+        <w:rPr>
+          <w:rFonts w:hint="default" w:hAnsi="Cambria Math" w:eastAsiaTheme="minorEastAsia"/>
+          <w:i w:val="0"/>
+          <w:sz w:val="21"/>
+        </w:rPr>
+        <w:t>为文档级先验强度，用于控制当前文档证据相对</w:t>
+      </w:r>
+      <w:r>
+        <w:rPr>
+          <w:rFonts w:hint="eastAsia" w:hAnsi="Cambria Math"/>
+          <w:i w:val="0"/>
+          <w:sz w:val="21"/>
+          <w:lang w:val="en-US" w:eastAsia="zh-CN"/>
+        </w:rPr>
+        <w:t>于默认先验</w:t>
+      </w:r>
+      <w:r>
+        <w:rPr>
+          <w:rFonts w:hint="default" w:hAnsi="Cambria Math" w:eastAsiaTheme="minorEastAsia"/>
+          <w:i w:val="0"/>
+          <w:sz w:val="21"/>
+        </w:rPr>
+        <w:t>的更新幅度。</w:t>
+      </w:r>
+      <w:r>
+        <w:rPr>
+          <w:rFonts w:hint="eastAsia" w:hAnsi="Cambria Math"/>
+          <w:i w:val="0"/>
+          <w:sz w:val="21"/>
+          <w:lang w:val="en-US" w:eastAsia="zh-CN"/>
+        </w:rPr>
+        <w:t>本文将其固定设为4.0，其设计目标是使少量离群证据仅引起温和的权重调整，而只有当有效离群证据累计到与该常数量级相当时，当前文档才开始更明显地偏离均匀先验。因而，</w:t>
+      </w:r>
+      <m:oMath>
+        <m:r>
+          <m:rPr/>
+          <w:rPr>
+            <w:rFonts w:hint="default" w:ascii="Cambria Math" w:hAnsi="Cambria Math" w:eastAsiaTheme="minorEastAsia"/>
+            <w:sz w:val="21"/>
+          </w:rPr>
+          <m:t>η</m:t>
+        </m:r>
+        <m:r>
+          <m:rPr/>
+          <w:rPr>
+            <w:rFonts w:hint="default" w:ascii="Cambria Math" w:hAnsi="Cambria Math"/>
+            <w:sz w:val="21"/>
+            <w:lang w:val="en-US" w:eastAsia="zh-CN"/>
+          </w:rPr>
+          <m:t>=4.0</m:t>
+        </m:r>
+      </m:oMath>
+      <w:r>
+        <w:rPr>
+          <w:rFonts w:hint="eastAsia" w:hAnsi="Cambria Math"/>
+          <w:i w:val="0"/>
+          <w:sz w:val="21"/>
+          <w:lang w:val="en-US" w:eastAsia="zh-CN"/>
+        </w:rPr>
+        <w:t>在本文中应被理解为一种保守的稳定化设定，而非通过大规模超参数搜索得到的最优解。</w:t>
+      </w:r>
+      <w:r>
+        <w:rPr>
+          <w:rFonts w:hint="default" w:hAnsi="Cambria Math" w:eastAsiaTheme="minorEastAsia"/>
+          <w:i w:val="0"/>
+          <w:sz w:val="21"/>
+        </w:rPr>
+        <w:t>然后，当前文档诱导的 Softmax 权重为：</w:t>
+      </w:r>
+    </w:p>
+    <w:p>
+      <w:pPr>
+        <w:rPr>
+          <w:rFonts w:hint="default" w:hAnsi="Cambria Math" w:eastAsiaTheme="minorEastAsia"/>
+          <w:i w:val="0"/>
+          <w:sz w:val="21"/>
+        </w:rPr>
+      </w:pPr>
+      <m:oMathPara>
+        <m:oMath>
+          <m:eqArr>
+            <m:eqArrPr>
+              <m:maxDist m:val="1"/>
+              <m:ctrlPr>
+                <w:rPr>
+                  <w:rFonts w:hint="default" w:ascii="Cambria Math" w:hAnsi="Cambria Math" w:eastAsiaTheme="minorEastAsia"/>
+                  <w:i/>
+                  <w:sz w:val="21"/>
+                </w:rPr>
+              </m:ctrlPr>
+            </m:eqArrPr>
+            <m:e>
+              <m:sSub>
+                <m:sSubPr>
+                  <m:ctrlPr>
+                    <w:rPr>
+                      <w:rFonts w:hint="default" w:ascii="Cambria Math" w:hAnsi="Cambria Math" w:eastAsiaTheme="minorEastAsia"/>
+                      <w:sz w:val="21"/>
+                    </w:rPr>
+                  </m:ctrlPr>
+                </m:sSubPr>
+                <m:e>
+                  <m:r>
+                    <m:rPr/>
+                    <w:rPr>
+                      <w:rFonts w:hint="default" w:ascii="Cambria Math" w:hAnsi="Cambria Math" w:eastAsiaTheme="minorEastAsia"/>
+                      <w:sz w:val="21"/>
+                    </w:rPr>
+                    <m:t>w</m:t>
+                  </m:r>
+                  <m:ctrlPr>
+                    <w:rPr>
                       <w:rFonts w:ascii="Cambria Math" w:hAnsi="Cambria Math" w:eastAsiaTheme="minorEastAsia"/>
+                      <w:sz w:val="21"/>
+                    </w:rPr>
+                  </m:ctrlPr>
+                </m:e>
+                <m:sub>
+                  <m:r>
+                    <m:rPr/>
+                    <w:rPr>
+                      <w:rFonts w:hint="default" w:ascii="Cambria Math" w:hAnsi="Cambria Math" w:eastAsiaTheme="minorEastAsia"/>
+                      <w:sz w:val="21"/>
+                    </w:rPr>
+                    <m:t>doc</m:t>
+                  </m:r>
+                  <m:ctrlPr>
+                    <w:rPr>
+                      <w:rFonts w:ascii="Cambria Math" w:hAnsi="Cambria Math" w:eastAsiaTheme="minorEastAsia"/>
+                      <w:sz w:val="21"/>
+                    </w:rPr>
+                  </m:ctrlPr>
+                </m:sub>
+              </m:sSub>
+              <m:r>
+                <m:rPr/>
+                <w:rPr>
+                  <w:rFonts w:hint="default" w:ascii="Cambria Math" w:hAnsi="Cambria Math" w:eastAsiaTheme="minorEastAsia"/>
+                  <w:sz w:val="21"/>
+                </w:rPr>
+                <m:t>(r)=</m:t>
+              </m:r>
+              <m:f>
+                <m:fPr>
+                  <m:ctrlPr>
+                    <w:rPr>
+                      <w:rFonts w:hint="default" w:ascii="Cambria Math" w:hAnsi="Cambria Math" w:eastAsiaTheme="minorEastAsia"/>
+                      <w:i/>
+                      <w:sz w:val="21"/>
+                    </w:rPr>
+                  </m:ctrlPr>
+                </m:fPr>
+                <m:num>
+                  <m:func>
+                    <m:funcPr>
+                      <m:ctrlPr>
+                        <w:rPr>
+                          <w:rFonts w:hint="default" w:ascii="Cambria Math" w:hAnsi="Cambria Math" w:eastAsiaTheme="minorEastAsia"/>
+                          <w:sz w:val="21"/>
+                        </w:rPr>
+                      </m:ctrlPr>
+                    </m:funcPr>
+                    <m:fName>
+                      <m:r>
+                        <m:rPr>
+                          <m:sty m:val="p"/>
+                        </m:rPr>
+                        <w:rPr>
+                          <w:rFonts w:hint="default" w:ascii="Cambria Math" w:hAnsi="Cambria Math" w:eastAsiaTheme="minorEastAsia"/>
+                          <w:sz w:val="21"/>
+                        </w:rPr>
+                        <m:t>exp</m:t>
+                      </m:r>
+                      <m:ctrlPr>
+                        <w:rPr>
+                          <w:rFonts w:ascii="Cambria Math" w:hAnsi="Cambria Math" w:eastAsiaTheme="minorEastAsia"/>
+                          <w:sz w:val="21"/>
+                        </w:rPr>
+                      </m:ctrlPr>
+                    </m:fName>
+                    <m:e>
+                      <m:r>
+                        <m:rPr/>
+                        <w:rPr>
+                          <w:rFonts w:hint="default" w:ascii="Cambria Math" w:hAnsi="Cambria Math" w:eastAsiaTheme="minorEastAsia"/>
+                          <w:sz w:val="21"/>
+                        </w:rPr>
+                        <m:t>(</m:t>
+                      </m:r>
+                      <m:ctrlPr>
+                        <w:rPr>
+                          <w:rFonts w:ascii="Cambria Math" w:hAnsi="Cambria Math" w:eastAsiaTheme="minorEastAsia"/>
+                          <w:sz w:val="21"/>
+                        </w:rPr>
+                      </m:ctrlPr>
+                    </m:e>
+                  </m:func>
+                  <m:r>
+                    <m:rPr/>
+                    <w:rPr>
+                      <w:rFonts w:hint="default" w:ascii="Cambria Math" w:hAnsi="Cambria Math" w:eastAsiaTheme="minorEastAsia"/>
+                      <w:sz w:val="21"/>
+                    </w:rPr>
+                    <m:t>β⋅score_doc(r))</m:t>
+                  </m:r>
+                  <m:ctrlPr>
+                    <w:rPr>
+                      <w:rFonts w:hint="default" w:ascii="Cambria Math" w:hAnsi="Cambria Math" w:eastAsiaTheme="minorEastAsia"/>
                       <w:sz w:val="21"/>
                     </w:rPr>
                   </m:ctrlPr>
@@ -7124,17 +8342,53 @@
                       </m:ctrlPr>
                     </m:sup>
                     <m:e>
-                      <m:r>
-                        <m:rPr/>
+                      <m:func>
+                        <m:funcPr>
+                          <m:ctrlPr>
+                            <w:rPr>
+                              <w:rFonts w:hint="default" w:ascii="Cambria Math" w:hAnsi="Cambria Math" w:eastAsiaTheme="minorEastAsia"/>
+                              <w:sz w:val="21"/>
+                            </w:rPr>
+                          </m:ctrlPr>
+                        </m:funcPr>
+                        <m:fName>
+                          <m:r>
+                            <m:rPr>
+                              <m:sty m:val="p"/>
+                            </m:rPr>
+                            <w:rPr>
+                              <w:rFonts w:hint="default" w:ascii="Cambria Math" w:hAnsi="Cambria Math" w:eastAsiaTheme="minorEastAsia"/>
+                              <w:sz w:val="21"/>
+                            </w:rPr>
+                            <m:t>exp</m:t>
+                          </m:r>
+                          <m:ctrlPr>
+                            <w:rPr>
+                              <w:rFonts w:ascii="Cambria Math" w:hAnsi="Cambria Math" w:eastAsiaTheme="minorEastAsia"/>
+                              <w:sz w:val="21"/>
+                            </w:rPr>
+                          </m:ctrlPr>
+                        </m:fName>
+                        <m:e>
+                          <m:r>
+                            <m:rPr/>
+                            <w:rPr>
+                              <w:rFonts w:hint="default" w:ascii="Cambria Math" w:hAnsi="Cambria Math" w:eastAsiaTheme="minorEastAsia"/>
+                              <w:sz w:val="21"/>
+                            </w:rPr>
+                            <m:t>(</m:t>
+                          </m:r>
+                          <m:ctrlPr>
+                            <w:rPr>
+                              <w:rFonts w:ascii="Cambria Math" w:hAnsi="Cambria Math" w:eastAsiaTheme="minorEastAsia"/>
+                              <w:sz w:val="21"/>
+                            </w:rPr>
+                          </m:ctrlPr>
+                        </m:e>
+                      </m:func>
+                      <m:ctrlPr>
                         <w:rPr>
                           <w:rFonts w:hint="default" w:ascii="Cambria Math" w:hAnsi="Cambria Math" w:eastAsiaTheme="minorEastAsia"/>
-                          <w:sz w:val="21"/>
-                        </w:rPr>
-                        <m:t>r</m:t>
-                      </m:r>
-                      <m:ctrlPr>
-                        <w:rPr>
-                          <w:rFonts w:ascii="Cambria Math" w:hAnsi="Cambria Math" w:eastAsiaTheme="minorEastAsia"/>
                           <w:sz w:val="21"/>
                         </w:rPr>
                       </m:ctrlPr>
@@ -7146,7 +8400,7 @@
                       <w:rFonts w:hint="default" w:ascii="Cambria Math" w:hAnsi="Cambria Math" w:eastAsiaTheme="minorEastAsia"/>
                       <w:sz w:val="21"/>
                     </w:rPr>
-                    <m:t>aw(j)</m:t>
+                    <m:t>β⋅score_doc(j))</m:t>
                   </m:r>
                   <m:ctrlPr>
                     <w:rPr>
@@ -7176,7 +8430,7 @@
                   <w:sz w:val="21"/>
                   <w:lang w:val="en-US" w:eastAsia="zh-CN"/>
                 </w:rPr>
-                <m:t>(9)</m:t>
+                <m:t>(11)</m:t>
               </m:r>
               <m:ctrlPr>
                 <w:rPr>
@@ -7193,19 +8447,344 @@
     <w:p>
       <w:pPr>
         <w:rPr>
-          <w:rFonts w:hint="default" w:hAnsi="Cambria Math"/>
-          <w:i w:val="0"/>
-          <w:sz w:val="21"/>
-          <w:lang w:val="en-US" w:eastAsia="zh-CN"/>
-        </w:rPr>
-      </w:pPr>
-      <w:r>
-        <w:rPr>
           <w:rFonts w:hint="eastAsia" w:hAnsi="Cambria Math"/>
           <w:i w:val="0"/>
           <w:sz w:val="21"/>
           <w:lang w:val="en-US" w:eastAsia="zh-CN"/>
         </w:rPr>
+      </w:pPr>
+      <w:r>
+        <w:rPr>
+          <w:rFonts w:hint="eastAsia" w:hAnsi="Cambria Math"/>
+          <w:i w:val="0"/>
+          <w:sz w:val="21"/>
+          <w:lang w:val="en-US" w:eastAsia="zh-CN"/>
+        </w:rPr>
+        <w:t>最终用于条目级圆桌的固定权重写为：</w:t>
+      </w:r>
+    </w:p>
+    <w:p>
+      <w:pPr>
+        <w:rPr>
+          <w:rFonts w:hint="default" w:hAnsi="Cambria Math" w:eastAsiaTheme="minorEastAsia"/>
+          <w:i w:val="0"/>
+          <w:sz w:val="21"/>
+          <w:lang w:val="en-US" w:eastAsia="zh-CN"/>
+        </w:rPr>
+      </w:pPr>
+      <m:oMathPara>
+        <m:oMath>
+          <m:eqArr>
+            <m:eqArrPr>
+              <m:maxDist m:val="1"/>
+              <m:ctrlPr>
+                <w:rPr>
+                  <w:rFonts w:hint="default" w:ascii="Cambria Math" w:hAnsi="Cambria Math" w:eastAsiaTheme="minorEastAsia"/>
+                  <w:i/>
+                  <w:sz w:val="21"/>
+                </w:rPr>
+              </m:ctrlPr>
+            </m:eqArrPr>
+            <m:e>
+              <m:sSub>
+                <m:sSubPr>
+                  <m:ctrlPr>
+                    <w:rPr>
+                      <w:rFonts w:hint="default" w:ascii="Cambria Math" w:hAnsi="Cambria Math" w:eastAsiaTheme="minorEastAsia"/>
+                      <w:sz w:val="21"/>
+                    </w:rPr>
+                  </m:ctrlPr>
+                </m:sSubPr>
+                <m:e>
+                  <m:r>
+                    <m:rPr/>
+                    <w:rPr>
+                      <w:rFonts w:hint="default" w:ascii="Cambria Math" w:hAnsi="Cambria Math" w:eastAsiaTheme="minorEastAsia"/>
+                      <w:sz w:val="21"/>
+                    </w:rPr>
+                    <m:t>w</m:t>
+                  </m:r>
+                  <m:ctrlPr>
+                    <w:rPr>
+                      <w:rFonts w:ascii="Cambria Math" w:hAnsi="Cambria Math" w:eastAsiaTheme="minorEastAsia"/>
+                      <w:sz w:val="21"/>
+                    </w:rPr>
+                  </m:ctrlPr>
+                </m:e>
+                <m:sub>
+                  <m:r>
+                    <m:rPr/>
+                    <w:rPr>
+                      <w:rFonts w:hint="default" w:ascii="Cambria Math" w:hAnsi="Cambria Math" w:eastAsiaTheme="minorEastAsia"/>
+                      <w:sz w:val="21"/>
+                    </w:rPr>
+                    <m:t>r</m:t>
+                  </m:r>
+                  <m:ctrlPr>
+                    <w:rPr>
+                      <w:rFonts w:ascii="Cambria Math" w:hAnsi="Cambria Math" w:eastAsiaTheme="minorEastAsia"/>
+                      <w:sz w:val="21"/>
+                    </w:rPr>
+                  </m:ctrlPr>
+                </m:sub>
+              </m:sSub>
+              <m:r>
+                <m:rPr/>
+                <w:rPr>
+                  <w:rFonts w:hint="default" w:ascii="Cambria Math" w:hAnsi="Cambria Math" w:eastAsiaTheme="minorEastAsia"/>
+                  <w:sz w:val="21"/>
+                </w:rPr>
+                <m:t>=(1−</m:t>
+              </m:r>
+              <m:sSub>
+                <m:sSubPr>
+                  <m:ctrlPr>
+                    <w:rPr>
+                      <w:rFonts w:hint="default" w:ascii="Cambria Math" w:hAnsi="Cambria Math" w:eastAsiaTheme="minorEastAsia"/>
+                      <w:sz w:val="21"/>
+                    </w:rPr>
+                  </m:ctrlPr>
+                </m:sSubPr>
+                <m:e>
+                  <m:r>
+                    <m:rPr/>
+                    <w:rPr>
+                      <w:rFonts w:hint="default" w:ascii="Cambria Math" w:hAnsi="Cambria Math" w:eastAsiaTheme="minorEastAsia"/>
+                      <w:sz w:val="21"/>
+                    </w:rPr>
+                    <m:t>ρ</m:t>
+                  </m:r>
+                  <m:ctrlPr>
+                    <w:rPr>
+                      <w:rFonts w:ascii="Cambria Math" w:hAnsi="Cambria Math" w:eastAsiaTheme="minorEastAsia"/>
+                      <w:sz w:val="21"/>
+                    </w:rPr>
+                  </m:ctrlPr>
+                </m:e>
+                <m:sub>
+                  <m:r>
+                    <m:rPr/>
+                    <w:rPr>
+                      <w:rFonts w:hint="default" w:ascii="Cambria Math" w:hAnsi="Cambria Math" w:eastAsiaTheme="minorEastAsia"/>
+                      <w:sz w:val="21"/>
+                    </w:rPr>
+                    <m:t>doc</m:t>
+                  </m:r>
+                  <m:ctrlPr>
+                    <w:rPr>
+                      <w:rFonts w:ascii="Cambria Math" w:hAnsi="Cambria Math" w:eastAsiaTheme="minorEastAsia"/>
+                      <w:sz w:val="21"/>
+                    </w:rPr>
+                  </m:ctrlPr>
+                </m:sub>
+              </m:sSub>
+              <m:r>
+                <m:rPr/>
+                <w:rPr>
+                  <w:rFonts w:hint="default" w:ascii="Cambria Math" w:hAnsi="Cambria Math" w:eastAsiaTheme="minorEastAsia"/>
+                  <w:sz w:val="21"/>
+                </w:rPr>
+                <m:t>)⋅</m:t>
+              </m:r>
+              <m:sSub>
+                <m:sSubPr>
+                  <m:ctrlPr>
+                    <w:rPr>
+                      <w:rFonts w:hint="default" w:ascii="Cambria Math" w:hAnsi="Cambria Math" w:eastAsiaTheme="minorEastAsia"/>
+                      <w:sz w:val="21"/>
+                    </w:rPr>
+                  </m:ctrlPr>
+                </m:sSubPr>
+                <m:e>
+                  <m:r>
+                    <m:rPr/>
+                    <w:rPr>
+                      <w:rFonts w:hint="default" w:ascii="Cambria Math" w:hAnsi="Cambria Math" w:eastAsiaTheme="minorEastAsia"/>
+                      <w:sz w:val="21"/>
+                    </w:rPr>
+                    <m:t>w</m:t>
+                  </m:r>
+                  <m:ctrlPr>
+                    <w:rPr>
+                      <w:rFonts w:ascii="Cambria Math" w:hAnsi="Cambria Math" w:eastAsiaTheme="minorEastAsia"/>
+                      <w:sz w:val="21"/>
+                    </w:rPr>
+                  </m:ctrlPr>
+                </m:e>
+                <m:sub>
+                  <m:r>
+                    <m:rPr/>
+                    <w:rPr>
+                      <w:rFonts w:hint="default" w:ascii="Cambria Math" w:hAnsi="Cambria Math" w:eastAsiaTheme="minorEastAsia"/>
+                      <w:sz w:val="21"/>
+                    </w:rPr>
+                    <m:t>prior</m:t>
+                  </m:r>
+                  <m:ctrlPr>
+                    <w:rPr>
+                      <w:rFonts w:ascii="Cambria Math" w:hAnsi="Cambria Math" w:eastAsiaTheme="minorEastAsia"/>
+                      <w:sz w:val="21"/>
+                    </w:rPr>
+                  </m:ctrlPr>
+                </m:sub>
+              </m:sSub>
+              <m:r>
+                <m:rPr/>
+                <w:rPr>
+                  <w:rFonts w:hint="default" w:ascii="Cambria Math" w:hAnsi="Cambria Math" w:eastAsiaTheme="minorEastAsia"/>
+                  <w:sz w:val="21"/>
+                </w:rPr>
+                <m:t>(r)+</m:t>
+              </m:r>
+              <m:sSub>
+                <m:sSubPr>
+                  <m:ctrlPr>
+                    <w:rPr>
+                      <w:rFonts w:hint="default" w:ascii="Cambria Math" w:hAnsi="Cambria Math" w:eastAsiaTheme="minorEastAsia"/>
+                      <w:sz w:val="21"/>
+                    </w:rPr>
+                  </m:ctrlPr>
+                </m:sSubPr>
+                <m:e>
+                  <m:r>
+                    <m:rPr/>
+                    <w:rPr>
+                      <w:rFonts w:hint="default" w:ascii="Cambria Math" w:hAnsi="Cambria Math" w:eastAsiaTheme="minorEastAsia"/>
+                      <w:sz w:val="21"/>
+                    </w:rPr>
+                    <m:t>ρ</m:t>
+                  </m:r>
+                  <m:ctrlPr>
+                    <w:rPr>
+                      <w:rFonts w:ascii="Cambria Math" w:hAnsi="Cambria Math" w:eastAsiaTheme="minorEastAsia"/>
+                      <w:sz w:val="21"/>
+                    </w:rPr>
+                  </m:ctrlPr>
+                </m:e>
+                <m:sub>
+                  <m:r>
+                    <m:rPr/>
+                    <w:rPr>
+                      <w:rFonts w:hint="default" w:ascii="Cambria Math" w:hAnsi="Cambria Math" w:eastAsiaTheme="minorEastAsia"/>
+                      <w:sz w:val="21"/>
+                    </w:rPr>
+                    <m:t>doc</m:t>
+                  </m:r>
+                  <m:ctrlPr>
+                    <w:rPr>
+                      <w:rFonts w:ascii="Cambria Math" w:hAnsi="Cambria Math" w:eastAsiaTheme="minorEastAsia"/>
+                      <w:sz w:val="21"/>
+                    </w:rPr>
+                  </m:ctrlPr>
+                </m:sub>
+              </m:sSub>
+              <m:r>
+                <m:rPr/>
+                <w:rPr>
+                  <w:rFonts w:hint="default" w:ascii="Cambria Math" w:hAnsi="Cambria Math" w:eastAsiaTheme="minorEastAsia"/>
+                  <w:sz w:val="21"/>
+                </w:rPr>
+                <m:t>⋅</m:t>
+              </m:r>
+              <m:sSub>
+                <m:sSubPr>
+                  <m:ctrlPr>
+                    <w:rPr>
+                      <w:rFonts w:hint="default" w:ascii="Cambria Math" w:hAnsi="Cambria Math" w:eastAsiaTheme="minorEastAsia"/>
+                      <w:sz w:val="21"/>
+                    </w:rPr>
+                  </m:ctrlPr>
+                </m:sSubPr>
+                <m:e>
+                  <m:r>
+                    <m:rPr/>
+                    <w:rPr>
+                      <w:rFonts w:hint="default" w:ascii="Cambria Math" w:hAnsi="Cambria Math" w:eastAsiaTheme="minorEastAsia"/>
+                      <w:sz w:val="21"/>
+                    </w:rPr>
+                    <m:t>w</m:t>
+                  </m:r>
+                  <m:ctrlPr>
+                    <w:rPr>
+                      <w:rFonts w:ascii="Cambria Math" w:hAnsi="Cambria Math" w:eastAsiaTheme="minorEastAsia"/>
+                      <w:sz w:val="21"/>
+                    </w:rPr>
+                  </m:ctrlPr>
+                </m:e>
+                <m:sub>
+                  <m:r>
+                    <m:rPr/>
+                    <w:rPr>
+                      <w:rFonts w:hint="default" w:ascii="Cambria Math" w:hAnsi="Cambria Math" w:eastAsiaTheme="minorEastAsia"/>
+                      <w:sz w:val="21"/>
+                    </w:rPr>
+                    <m:t>doc</m:t>
+                  </m:r>
+                  <m:ctrlPr>
+                    <w:rPr>
+                      <w:rFonts w:ascii="Cambria Math" w:hAnsi="Cambria Math" w:eastAsiaTheme="minorEastAsia"/>
+                      <w:sz w:val="21"/>
+                    </w:rPr>
+                  </m:ctrlPr>
+                </m:sub>
+              </m:sSub>
+              <m:r>
+                <m:rPr/>
+                <w:rPr>
+                  <w:rFonts w:hint="default" w:ascii="Cambria Math" w:hAnsi="Cambria Math" w:eastAsiaTheme="minorEastAsia"/>
+                  <w:sz w:val="21"/>
+                </w:rPr>
+                <m:t>(r)</m:t>
+              </m:r>
+              <m:r>
+                <m:rPr>
+                  <m:sty m:val="p"/>
+                </m:rPr>
+                <w:rPr>
+                  <w:rFonts w:hint="default" w:ascii="Cambria Math" w:hAnsi="Cambria Math" w:eastAsiaTheme="minorEastAsia"/>
+                  <w:sz w:val="21"/>
+                </w:rPr>
+                <m:t>#</m:t>
+              </m:r>
+              <m:r>
+                <m:rPr>
+                  <m:sty m:val="p"/>
+                </m:rPr>
+                <w:rPr>
+                  <w:rFonts w:hint="default" w:ascii="Cambria Math" w:hAnsi="Cambria Math"/>
+                  <w:sz w:val="21"/>
+                  <w:lang w:val="en-US" w:eastAsia="zh-CN"/>
+                </w:rPr>
+                <m:t>(12)</m:t>
+              </m:r>
+              <m:ctrlPr>
+                <w:rPr>
+                  <w:rFonts w:hint="default" w:ascii="Cambria Math" w:hAnsi="Cambria Math" w:eastAsiaTheme="minorEastAsia"/>
+                  <w:i/>
+                  <w:sz w:val="21"/>
+                </w:rPr>
+              </m:ctrlPr>
+            </m:e>
+          </m:eqArr>
+        </m:oMath>
+      </m:oMathPara>
+    </w:p>
+    <w:p>
+      <w:pPr>
+        <w:rPr>
+          <w:rFonts w:hint="eastAsia" w:hAnsi="Cambria Math"/>
+          <w:i w:val="0"/>
+          <w:sz w:val="21"/>
+          <w:lang w:val="en-US" w:eastAsia="zh-CN"/>
+        </w:rPr>
+      </w:pPr>
+      <w:r>
+        <w:rPr>
+          <w:rFonts w:hint="eastAsia" w:hAnsi="Cambria Math"/>
+          <w:i w:val="0"/>
+          <w:sz w:val="21"/>
+          <w:lang w:val="en-US" w:eastAsia="zh-CN"/>
+        </w:rPr>
         <w:t>（其中默认超参数设定为</w:t>
       </w:r>
       <m:oMath>
@@ -7215,7 +8794,25 @@
             <w:rFonts w:hint="default" w:ascii="Cambria Math" w:hAnsi="Cambria Math" w:eastAsiaTheme="minorEastAsia"/>
             <w:sz w:val="21"/>
           </w:rPr>
-          <m:t>β=1.0,λ=1.5</m:t>
+          <m:t>β=1.0,</m:t>
+        </m:r>
+        <m:r>
+          <m:rPr>
+            <m:sty m:val="p"/>
+          </m:rPr>
+          <w:rPr>
+            <w:rFonts w:hint="default" w:ascii="Cambria Math" w:hAnsi="Cambria Math" w:eastAsiaTheme="minorEastAsia"/>
+            <w:sz w:val="21"/>
+          </w:rPr>
+          <m:t xml:space="preserve"> </m:t>
+        </m:r>
+        <m:r>
+          <m:rPr/>
+          <w:rPr>
+            <w:rFonts w:hint="default" w:ascii="Cambria Math" w:hAnsi="Cambria Math" w:eastAsiaTheme="minorEastAsia"/>
+            <w:sz w:val="21"/>
+          </w:rPr>
+          <m:t>λ=1.5</m:t>
         </m:r>
       </m:oMath>
       <w:r>
@@ -7234,18 +8831,8 @@
           <w:sz w:val="21"/>
           <w:lang w:val="en-US" w:eastAsia="zh-CN"/>
         </w:rPr>
-        <w:t>由于这一权重来自离群事件在历史样本上的质量画像，它反映的不是抽象意义上的全局真值型信任度，而是针对当前任务与当前数据条件、由模型离群画像导出的固定先验权重，即模型在当前情况下“发现高质量问题”与“制造低质量噪声”之间的综合表现。</w:t>
-      </w:r>
-    </w:p>
-    <w:p>
-      <w:pPr>
-        <w:rPr>
-          <w:rFonts w:hint="eastAsia" w:hAnsi="Cambria Math"/>
-          <w:i w:val="0"/>
-          <w:sz w:val="21"/>
-          <w:lang w:val="en-US" w:eastAsia="zh-CN"/>
-        </w:rPr>
-      </w:pPr>
+        <w:t>由于这一权重来自离群事件在历史样本上的质量画像，它反映的不是抽象意义上的全局真值型信任度，而是针对当前需求任务与当前数据条件、由模型离群画像导出的固定先验权重，即模型在当前情况下“发现高质量问题”与“制造低质量噪声”之间的综合表现。</w:t>
+      </w:r>
     </w:p>
     <w:p>
       <w:pPr>
@@ -7710,7 +9297,7 @@
                   <w:sz w:val="21"/>
                   <w:lang w:val="en-US" w:eastAsia="zh-CN"/>
                 </w:rPr>
-                <m:t>(10)</m:t>
+                <m:t>(13)</m:t>
               </m:r>
               <m:ctrlPr>
                 <w:rPr>
@@ -8063,7 +9650,7 @@
                   <w:sz w:val="21"/>
                   <w:lang w:val="en-US" w:eastAsia="zh-CN"/>
                 </w:rPr>
-                <m:t>(11)</m:t>
+                <m:t>(14)</m:t>
               </m:r>
               <m:ctrlPr>
                 <w:rPr>
@@ -8587,7 +10174,7 @@
                   <w:sz w:val="21"/>
                   <w:lang w:val="en-US" w:eastAsia="zh-CN"/>
                 </w:rPr>
-                <m:t>(12)</m:t>
+                <m:t>(15)</m:t>
               </m:r>
               <m:ctrlPr>
                 <w:rPr>
@@ -8981,7 +10568,16 @@
           <w:rFonts w:hint="default"/>
           <w:lang w:val="en-US" w:eastAsia="zh-CN"/>
         </w:rPr>
-        <w:t>，本研究采用组内对照设计（Within-subject design）。同一份需求文档将在以下四种不同的处理条件（Treatments）下被重复评估：</w:t>
+        <w:t>，本研究采用组内对照设计（Within-</w:t>
+      </w:r>
+      <w:bookmarkStart w:id="0" w:name="_GoBack"/>
+      <w:bookmarkEnd w:id="0"/>
+      <w:r>
+        <w:rPr>
+          <w:rFonts w:hint="default"/>
+          <w:lang w:val="en-US" w:eastAsia="zh-CN"/>
+        </w:rPr>
+        <w:t>subject design）。同一份需求文档将在以下四种不同的处理条件（Treatments）下被重复评估：</w:t>
       </w:r>
     </w:p>
     <w:p>
@@ -9096,7 +10692,25 @@
           <w:bCs/>
           <w:lang w:val="en-US" w:eastAsia="zh-CN"/>
         </w:rPr>
-        <w:t>Roundtable w/o Weighting</w:t>
+        <w:t xml:space="preserve">Roundtable </w:t>
+      </w:r>
+      <w:r>
+        <w:rPr>
+          <w:rFonts w:hint="eastAsia"/>
+          <w:b/>
+          <w:bCs/>
+          <w:lang w:val="en-US" w:eastAsia="zh-CN"/>
+        </w:rPr>
+        <w:t>N</w:t>
+      </w:r>
+      <w:r>
+        <w:rPr>
+          <w:rFonts w:hint="default"/>
+          <w:b/>
+          <w:bCs/>
+          <w:lang w:val="en-US" w:eastAsia="zh-CN"/>
+        </w:rPr>
+        <w:t>o Weighting</w:t>
       </w:r>
       <w:r>
         <w:rPr>
@@ -9169,7 +10783,22 @@
           <w:rFonts w:hint="default"/>
           <w:lang w:val="en-US" w:eastAsia="zh-CN"/>
         </w:rPr>
-        <w:t>采用本文提出的“离群识别 + 论证质量判别 + 动态模型定权 + 条目级圆桌共识”全流程决策链。</w:t>
+        <w:t xml:space="preserve">采用本文提出的“离群识别 + 论证质量判别 + </w:t>
+      </w:r>
+      <w:r>
+        <w:rPr>
+          <w:rFonts w:hint="default"/>
+          <w:color w:val="FF0000"/>
+          <w:lang w:val="en-US" w:eastAsia="zh-CN"/>
+        </w:rPr>
+        <w:t>动态模型定权</w:t>
+      </w:r>
+      <w:r>
+        <w:rPr>
+          <w:rFonts w:hint="default"/>
+          <w:lang w:val="en-US" w:eastAsia="zh-CN"/>
+        </w:rPr>
+        <w:t xml:space="preserve"> + 条目级圆桌共识”全流程决策链。</w:t>
       </w:r>
     </w:p>
     <w:p>
@@ -13714,16 +15343,7 @@
           <w:rFonts w:hint="eastAsia"/>
           <w:lang w:val="en-US" w:eastAsia="zh-CN"/>
         </w:rPr>
-        <w:t>基于当前发现，未来的实证工作可沿三个核心方向展开。首先，本文的分析范围目前聚焦于传统需求规格说明书（SRS）的四维基础属性（U/A/C/V），后续研究可将该多代理审查框架推广至具有更高上下文依赖性的敏捷User Stories</w:t>
-      </w:r>
-      <w:bookmarkStart w:id="0" w:name="_GoBack"/>
-      <w:bookmarkEnd w:id="0"/>
-      <w:r>
-        <w:rPr>
-          <w:rFonts w:hint="eastAsia"/>
-          <w:lang w:val="en-US" w:eastAsia="zh-CN"/>
-        </w:rPr>
-        <w:t>乃至系统架构设计文档。其次，可在论证质量向量中显式引入跨条目一致性检验与外部领域知识约束，以进一步增强系统对隐蔽正确性缺陷的捕获边界。最后，随着基础模型生态的演进，探索在极端异质化或端侧部署环境下，如何通过更细粒度的本地容错与模型替补策略提升该共识框架的系统级鲁棒性，将是迈向工业级自动化质量保证流水线的重要途径。</w:t>
+        <w:t>基于当前发现，未来的实证工作可沿三个核心方向展开。首先，本文的分析范围目前聚焦于传统需求规格说明书（SRS）的四维基础属性（U/A/C/V），后续研究可将该多代理审查框架推广至具有更高上下文依赖性的敏捷User Stories乃至系统架构设计文档。其次，可在论证质量向量中显式引入跨条目一致性检验与外部领域知识约束，以进一步增强系统对隐蔽正确性缺陷的捕获边界。最后，随着基础模型生态的演进，探索在极端异质化或端侧部署环境下，如何通过更细粒度的本地容错与模型替补策略提升该共识框架的系统级鲁棒性，将是迈向工业级自动化质量保证流水线的重要途径。</w:t>
       </w:r>
     </w:p>
     <w:p>
